--- a/review_round_1/letter_reviewer2.docx
+++ b/review_round_1/letter_reviewer2.docx
@@ -328,7 +328,7 @@
           <w:i/>
           <w:sz w:val="20"/>
         </w:rPr>
-        <w:t xml:space="preserve">Data Acquisition (SCADA) historians"). The remaining body abbreviations (VaDE, GMM, NLL, HC, BIC, AUROC, F1)</w:t>
+        <w:t xml:space="preserve">Data Acquisition (SCADA) historians"). The remaining abbreviations (VaDE, GMM, NLL, HC, BIC, AUROC, F1, ICS,</w:t>
       </w:r>
       <w:r>
         <w:rPr>
@@ -346,7 +346,25 @@
           <w:i/>
           <w:sz w:val="20"/>
         </w:rPr>
-        <w:t xml:space="preserve">are now expanded at first textual use.</w:t>
+        <w:t xml:space="preserve">SOTA, KDE) are expanded at first use in the main text; the abstract keeps the compact forms and the main text</w:t>
+      </w:r>
+      <w:r>
+        <w:rPr>
+          <w:rFonts w:ascii="Times New Roman" w:hAnsi="Times New Roman"/>
+          <w:b w:val="0"/>
+          <w:i/>
+          <w:sz w:val="20"/>
+        </w:rPr>
+        <w:t xml:space="preserve"> </w:t>
+      </w:r>
+      <w:r>
+        <w:rPr>
+          <w:rFonts w:ascii="Times New Roman" w:hAnsi="Times New Roman"/>
+          <w:b w:val="0"/>
+          <w:i/>
+          <w:sz w:val="20"/>
+        </w:rPr>
+        <w:t xml:space="preserve">re-expands them.</w:t>
       </w:r>
     </w:p>
     <w:bookmarkEnd w:id="9"/>
@@ -1684,7 +1702,7 @@
           <w:i/>
           <w:sz w:val="20"/>
         </w:rPr>
-        <w:t xml:space="preserve">Section 3 now states the relationship explicitly:</w:t>
+        <w:t xml:space="preserve">Section 3 now adds a checklist sentence stating that</w:t>
       </w:r>
       <w:r>
         <w:rPr>
@@ -1702,7 +1720,7 @@
           <w:i/>
           <w:sz w:val="20"/>
         </w:rPr>
-        <w:t xml:space="preserve">MIIM is the specification and LatAD is one realization of it, each assumption grounded in a physical property</w:t>
+        <w:t xml:space="preserve">MIIM is a specification a dataset realizes to varying degrees, and Section 4 opens by stating the relationship</w:t>
       </w:r>
       <w:r>
         <w:rPr>
@@ -1720,7 +1738,7 @@
           <w:i/>
           <w:sz w:val="20"/>
         </w:rPr>
-        <w:t xml:space="preserve">of CPS operation and each motivating a specific design choice in the detector of Section 4. They are closely</w:t>
+        <w:t xml:space="preserve">explicitly: "A1 to A10 specify what a model of CPS normal must capture, not how to implement it; the detector</w:t>
       </w:r>
       <w:r>
         <w:rPr>
@@ -1738,7 +1756,7 @@
           <w:i/>
           <w:sz w:val="20"/>
         </w:rPr>
-        <w:t xml:space="preserve">related and evaluated together. Table 1 now carries a "Realized by" column naming, for every assumption, the</w:t>
+        <w:t xml:space="preserve">below is one concrete realization of A1 to A7." Table 1 now carries a "Realized by" column naming, for every</w:t>
       </w:r>
       <w:r>
         <w:rPr>
@@ -1756,7 +1774,7 @@
           <w:i/>
           <w:sz w:val="20"/>
         </w:rPr>
-        <w:t xml:space="preserve">LatAD design section and mechanism that implements it, and the rows are grouped into the realized-and-validated</w:t>
+        <w:t xml:space="preserve">assumption, the LatAD design section and mechanism that implements it, and the rows are grouped into the</w:t>
       </w:r>
       <w:r>
         <w:rPr>
@@ -1774,7 +1792,25 @@
           <w:i/>
           <w:sz w:val="20"/>
         </w:rPr>
-        <w:t xml:space="preserve">block (A1 to A7) and the specified-for-future-work block (A8 to A10), so the mapping is visible at a glance.</w:t>
+        <w:t xml:space="preserve">realized-and-validated block (A1 to A7) and the specified-for-future-work block (A8 to A10), so the mapping is</w:t>
+      </w:r>
+      <w:r>
+        <w:rPr>
+          <w:rFonts w:ascii="Times New Roman" w:hAnsi="Times New Roman"/>
+          <w:b w:val="0"/>
+          <w:i/>
+          <w:sz w:val="20"/>
+        </w:rPr>
+        <w:t xml:space="preserve"> </w:t>
+      </w:r>
+      <w:r>
+        <w:rPr>
+          <w:rFonts w:ascii="Times New Roman" w:hAnsi="Times New Roman"/>
+          <w:b w:val="0"/>
+          <w:i/>
+          <w:sz w:val="20"/>
+        </w:rPr>
+        <w:t xml:space="preserve">visible at a glance.</w:t>
       </w:r>
     </w:p>
     <w:bookmarkEnd w:id="16"/>
@@ -2404,7 +2440,7 @@
           <w:i/>
           <w:sz w:val="20"/>
         </w:rPr>
-        <w:t xml:space="preserve">renamed u throughout Tables 3 and 4 and the prose (Sections 5.3 and 5.5, Section 6). The former disambiguation</w:t>
+        <w:t xml:space="preserve">renamed u throughout Tables 3 and 4 and the prose (Sections 5.3 and 5.5, Section 6). The old disambiguation</w:t>
       </w:r>
       <w:r>
         <w:rPr>
@@ -2422,7 +2458,25 @@
           <w:i/>
           <w:sz w:val="20"/>
         </w:rPr>
-        <w:t xml:space="preserve">clause is no longer needed and is removed.</w:t>
+        <w:t xml:space="preserve">clause is replaced by a short parenthetical at first use in Section 5.3, and the remaining "z-score units"</w:t>
+      </w:r>
+      <w:r>
+        <w:rPr>
+          <w:rFonts w:ascii="Times New Roman" w:hAnsi="Times New Roman"/>
+          <w:b w:val="0"/>
+          <w:i/>
+          <w:sz w:val="20"/>
+        </w:rPr>
+        <w:t xml:space="preserve"> </w:t>
+      </w:r>
+      <w:r>
+        <w:rPr>
+          <w:rFonts w:ascii="Times New Roman" w:hAnsi="Times New Roman"/>
+          <w:b w:val="0"/>
+          <w:i/>
+          <w:sz w:val="20"/>
+        </w:rPr>
+        <w:t xml:space="preserve">phrasing in Section 4.4 and the Table A1 caption is changed to "standardized units."</w:t>
       </w:r>
     </w:p>
     <w:bookmarkEnd w:id="19"/>
@@ -2704,7 +2758,7 @@
           <w:i/>
           <w:sz w:val="20"/>
         </w:rPr>
-        <w:t xml:space="preserve">to Table 3. Figures 1 and 2 were added and the results chart renumbered Figure 3 with a corrected caption. We</w:t>
+        <w:t xml:space="preserve">to Tables 3 and 4 and to Figure 3. Figures 1 and 2 were added and the results chart renumbered Figure 3 with a corrected caption. We</w:t>
       </w:r>
       <w:r>
         <w:rPr>

--- a/review_round_1/letter_reviewer2.docx
+++ b/review_round_1/letter_reviewer2.docx
@@ -1720,7 +1720,7 @@
           <w:i/>
           <w:sz w:val="20"/>
         </w:rPr>
-        <w:t xml:space="preserve">MIIM is a specification a dataset realizes to varying degrees, and Section 4 opens by stating the relationship</w:t>
+        <w:t xml:space="preserve">MIIM is a specification a dataset realizes to varying degrees, and Section 4 states the relationship</w:t>
       </w:r>
       <w:r>
         <w:rPr>
@@ -1738,7 +1738,7 @@
           <w:i/>
           <w:sz w:val="20"/>
         </w:rPr>
-        <w:t xml:space="preserve">explicitly: "A1 to A10 specify what a model of CPS normal must capture, not how to implement it; the detector</w:t>
+        <w:t xml:space="preserve">explicitly, immediately after the workflow figure: "A1 to A10 specify what a model of CPS normal must capture, not how to implement it; the detector</w:t>
       </w:r>
       <w:r>
         <w:rPr>
@@ -2218,7 +2218,7 @@
           <w:i/>
           <w:sz w:val="20"/>
         </w:rPr>
-        <w:t xml:space="preserve">parameter count, training wall-clock, per-window inference latency, and host memory for LatAD (global and</w:t>
+        <w:t xml:space="preserve">parameter count, training wall-clock, per-window inference latency, peak GPU memory, and host memory for LatAD (global and</w:t>
       </w:r>
       <w:r>
         <w:rPr>

--- a/review_round_1/letter_reviewer2.docx
+++ b/review_round_1/letter_reviewer2.docx
@@ -1588,7 +1588,61 @@
           <w:i/>
           <w:sz w:val="20"/>
         </w:rPr>
-        <w:t xml:space="preserve">so a site is commissioned from its own normal data without labeled attacks.</w:t>
+        <w:t xml:space="preserve">so a site is commissioned from its own normal data without labeled attacks. The most-surprised community that</w:t>
+      </w:r>
+      <w:r>
+        <w:rPr>
+          <w:rFonts w:ascii="Times New Roman" w:hAnsi="Times New Roman"/>
+          <w:b w:val="0"/>
+          <w:i/>
+          <w:sz w:val="20"/>
+        </w:rPr>
+        <w:t xml:space="preserve"> </w:t>
+      </w:r>
+      <w:r>
+        <w:rPr>
+          <w:rFonts w:ascii="Times New Roman" w:hAnsi="Times New Roman"/>
+          <w:b w:val="0"/>
+          <w:i/>
+          <w:sz w:val="20"/>
+        </w:rPr>
+        <w:t xml:space="preserve">Figure 1 forwards is now a validated triage output: Section 7 (new Table 7) reports that a three-community</w:t>
+      </w:r>
+      <w:r>
+        <w:rPr>
+          <w:rFonts w:ascii="Times New Roman" w:hAnsi="Times New Roman"/>
+          <w:b w:val="0"/>
+          <w:i/>
+          <w:sz w:val="20"/>
+        </w:rPr>
+        <w:t xml:space="preserve"> </w:t>
+      </w:r>
+      <w:r>
+        <w:rPr>
+          <w:rFonts w:ascii="Times New Roman" w:hAnsi="Times New Roman"/>
+          <w:b w:val="0"/>
+          <w:i/>
+          <w:sz w:val="20"/>
+        </w:rPr>
+        <w:t xml:space="preserve">shortlist ranked by train-normal p-value contains the attacked subsystem in 68 to 79 percent of HAI and SWaT</w:t>
+      </w:r>
+      <w:r>
+        <w:rPr>
+          <w:rFonts w:ascii="Times New Roman" w:hAnsi="Times New Roman"/>
+          <w:b w:val="0"/>
+          <w:i/>
+          <w:sz w:val="20"/>
+        </w:rPr>
+        <w:t xml:space="preserve"> </w:t>
+      </w:r>
+      <w:r>
+        <w:rPr>
+          <w:rFonts w:ascii="Times New Roman" w:hAnsi="Times New Roman"/>
+          <w:b w:val="0"/>
+          <w:i/>
+          <w:sz w:val="20"/>
+        </w:rPr>
+        <w:t xml:space="preserve">attacks, against 49 to 56 percent for a random shortlist of the same size.</w:t>
       </w:r>
     </w:p>
     <w:bookmarkEnd w:id="15"/>
